--- a/Project_Concord_Final_Report.docx
+++ b/Project_Concord_Final_Report.docx
@@ -45,27 +45,6 @@
           <w:sz w:val="22"/>
           <w:szCs w:val="22"/>
         </w:rPr>
-        <w:t xml:space="preserve">To: </w:t>
-      </w:r>
-      <w:r>
-        <w:rPr>
-          <w:sz w:val="22"/>
-          <w:szCs w:val="22"/>
-        </w:rPr>
-        <w:t xml:space="preserve">Mr. Saviour Henry</w:t>
-      </w:r>
-    </w:p>
-    <w:p>
-      <w:pPr>
-        <w:spacing w:after="60"/>
-      </w:pPr>
-      <w:r>
-        <w:rPr>
-          <w:b/>
-          <w:bCs/>
-          <w:sz w:val="22"/>
-          <w:szCs w:val="22"/>
-        </w:rPr>
         <w:t xml:space="preserve">From: </w:t>
       </w:r>
       <w:r>
@@ -649,7 +628,7 @@
           <w:sz w:val="22"/>
           <w:szCs w:val="22"/>
         </w:rPr>
-        <w:t xml:space="preserve">Honest caveat: Every row currently shows total_harvests_recorded = 1, because the synthetic dataset gives each farm a single harvest event rather than a multi-year history. The access mechanism and the join are correct and demonstrable; the report should not claim "six years of supply data" — the depth of history simply is not in the synthetic dataset yet.</w:t>
+        <w:t xml:space="preserve">Honest caveat: Every row currently shows total_harvests_recorded = 1, because the synthetic dataset gives each farm a single harvest event rather than a multi-year history. The access mechanism and the join are correct and demonstrable; the depth of history simply is not in the synthetic dataset yet.</w:t>
       </w:r>
     </w:p>
     <w:p>
